--- a/docs/important-code-reference-docx/electronics-search.js.docx
+++ b/docs/important-code-reference-docx/electronics-search.js.docx
@@ -1457,386 +1457,37 @@
         <w:pStyle w:val="Heading3"/>
       </w:pPr>
       <w:r>
-        <w:t>normalize - lines 134-136</w:t>
+        <w:t>normalize (electronics-search.js, lines 134-136)</w:t>
       </w:r>
     </w:p>
-    <w:tbl>
-      <w:tblPr>
-        <w:tblW w:type="auto" w:w="0"/>
-        <w:jc w:val="center"/>
-        <w:tblLayout w:type="fixed"/>
-        <w:tblLook w:firstColumn="1" w:firstRow="1" w:lastColumn="0" w:lastRow="0" w:noHBand="0" w:noVBand="1" w:val="04A0"/>
-      </w:tblPr>
-      <w:tblGrid>
-        <w:gridCol w:w="2232"/>
-        <w:gridCol w:w="7128"/>
-      </w:tblGrid>
-      <w:tr>
-        <w:tc>
-          <w:tcPr>
-            <w:tcW w:type="dxa" w:w="5184"/>
-            <w:vAlign w:val="center"/>
-            <w:shd w:fill="E8EEF5"/>
-          </w:tcPr>
-          <w:p>
-            <w:r/>
-            <w:r>
-              <w:rPr>
-                <w:rFonts w:ascii="Calibri" w:hAnsi="Calibri"/>
-                <w:b/>
-                <w:sz w:val="18"/>
-              </w:rPr>
-              <w:t>Item</w:t>
-            </w:r>
-          </w:p>
-        </w:tc>
-        <w:tc>
-          <w:tcPr>
-            <w:tcW w:type="dxa" w:w="5184"/>
-            <w:vAlign w:val="center"/>
-            <w:shd w:fill="E8EEF5"/>
-          </w:tcPr>
-          <w:p>
-            <w:r/>
-            <w:r>
-              <w:rPr>
-                <w:rFonts w:ascii="Calibri" w:hAnsi="Calibri"/>
-                <w:b/>
-                <w:sz w:val="18"/>
-              </w:rPr>
-              <w:t>Explanation</w:t>
-            </w:r>
-          </w:p>
-        </w:tc>
-      </w:tr>
-      <w:tr>
-        <w:tc>
-          <w:tcPr>
-            <w:tcW w:type="dxa" w:w="2232"/>
-            <w:vAlign w:val="center"/>
-          </w:tcPr>
-          <w:p>
-            <w:r/>
-            <w:r>
-              <w:rPr>
-                <w:rFonts w:ascii="Calibri" w:hAnsi="Calibri"/>
-                <w:b/>
-                <w:sz w:val="18"/>
-              </w:rPr>
-              <w:t>Source location</w:t>
-            </w:r>
-          </w:p>
-        </w:tc>
-        <w:tc>
-          <w:tcPr>
-            <w:tcW w:type="dxa" w:w="7128"/>
-            <w:vAlign w:val="center"/>
-          </w:tcPr>
-          <w:p>
-            <w:r/>
-            <w:r>
-              <w:rPr>
-                <w:rFonts w:ascii="Calibri" w:hAnsi="Calibri"/>
-                <w:b w:val="0"/>
-                <w:sz w:val="18"/>
-              </w:rPr>
-              <w:t>Lines 134-136 (3 source lines).</w:t>
-            </w:r>
-          </w:p>
-        </w:tc>
-      </w:tr>
-      <w:tr>
-        <w:tc>
-          <w:tcPr>
-            <w:tcW w:type="dxa" w:w="2232"/>
-            <w:vAlign w:val="center"/>
-          </w:tcPr>
-          <w:p>
-            <w:r/>
-            <w:r>
-              <w:rPr>
-                <w:rFonts w:ascii="Calibri" w:hAnsi="Calibri"/>
-                <w:b/>
-                <w:sz w:val="18"/>
-              </w:rPr>
-              <w:t>Purpose</w:t>
-            </w:r>
-          </w:p>
-        </w:tc>
-        <w:tc>
-          <w:tcPr>
-            <w:tcW w:type="dxa" w:w="7128"/>
-            <w:vAlign w:val="center"/>
-          </w:tcPr>
-          <w:p>
-            <w:r/>
-            <w:r>
-              <w:rPr>
-                <w:rFonts w:ascii="Calibri" w:hAnsi="Calibri"/>
-                <w:b w:val="0"/>
-                <w:sz w:val="18"/>
-              </w:rPr>
-              <w:t>Validates or normalizes input so later code receives safe predictable values.</w:t>
-            </w:r>
-          </w:p>
-        </w:tc>
-      </w:tr>
-      <w:tr>
-        <w:tc>
-          <w:tcPr>
-            <w:tcW w:type="dxa" w:w="2232"/>
-            <w:vAlign w:val="center"/>
-          </w:tcPr>
-          <w:p>
-            <w:r/>
-            <w:r>
-              <w:rPr>
-                <w:rFonts w:ascii="Calibri" w:hAnsi="Calibri"/>
-                <w:b/>
-                <w:sz w:val="18"/>
-              </w:rPr>
-              <w:t>Declaration</w:t>
-            </w:r>
-          </w:p>
-        </w:tc>
-        <w:tc>
-          <w:tcPr>
-            <w:tcW w:type="dxa" w:w="7128"/>
-            <w:vAlign w:val="center"/>
-          </w:tcPr>
-          <w:p>
-            <w:r/>
-            <w:r>
-              <w:rPr>
-                <w:rFonts w:ascii="Calibri" w:hAnsi="Calibri"/>
-                <w:b w:val="0"/>
-                <w:sz w:val="18"/>
-              </w:rPr>
-              <w:t>function normalize(value) {</w:t>
-            </w:r>
-          </w:p>
-        </w:tc>
-      </w:tr>
-      <w:tr>
-        <w:tc>
-          <w:tcPr>
-            <w:tcW w:type="dxa" w:w="2232"/>
-            <w:vAlign w:val="center"/>
-          </w:tcPr>
-          <w:p>
-            <w:r/>
-            <w:r>
-              <w:rPr>
-                <w:rFonts w:ascii="Calibri" w:hAnsi="Calibri"/>
-                <w:b/>
-                <w:sz w:val="18"/>
-              </w:rPr>
-              <w:t>Touches</w:t>
-            </w:r>
-          </w:p>
-        </w:tc>
-        <w:tc>
-          <w:tcPr>
-            <w:tcW w:type="dxa" w:w="7128"/>
-            <w:vAlign w:val="center"/>
-          </w:tcPr>
-          <w:p>
-            <w:r/>
-            <w:r>
-              <w:rPr>
-                <w:rFonts w:ascii="Calibri" w:hAnsi="Calibri"/>
-                <w:b w:val="0"/>
-                <w:sz w:val="18"/>
-              </w:rPr>
-              <w:t>filesystem</w:t>
-            </w:r>
-          </w:p>
-        </w:tc>
-      </w:tr>
-      <w:tr>
-        <w:tc>
-          <w:tcPr>
-            <w:tcW w:type="dxa" w:w="2232"/>
-            <w:vAlign w:val="center"/>
-          </w:tcPr>
-          <w:p>
-            <w:r/>
-            <w:r>
-              <w:rPr>
-                <w:rFonts w:ascii="Calibri" w:hAnsi="Calibri"/>
-                <w:b/>
-                <w:sz w:val="18"/>
-              </w:rPr>
-              <w:t>Calls detected</w:t>
-            </w:r>
-          </w:p>
-        </w:tc>
-        <w:tc>
-          <w:tcPr>
-            <w:tcW w:type="dxa" w:w="7128"/>
-            <w:vAlign w:val="center"/>
-          </w:tcPr>
-          <w:p>
-            <w:r/>
-            <w:r>
-              <w:rPr>
-                <w:rFonts w:ascii="Calibri" w:hAnsi="Calibri"/>
-                <w:b w:val="0"/>
-                <w:sz w:val="18"/>
-              </w:rPr>
-              <w:t>toLowerCase</w:t>
-            </w:r>
-          </w:p>
-        </w:tc>
-      </w:tr>
-      <w:tr>
-        <w:tc>
-          <w:tcPr>
-            <w:tcW w:type="dxa" w:w="2232"/>
-            <w:vAlign w:val="center"/>
-          </w:tcPr>
-          <w:p>
-            <w:r/>
-            <w:r>
-              <w:rPr>
-                <w:rFonts w:ascii="Calibri" w:hAnsi="Calibri"/>
-                <w:b/>
-                <w:sz w:val="18"/>
-              </w:rPr>
-              <w:t>API endpoints</w:t>
-            </w:r>
-          </w:p>
-        </w:tc>
-        <w:tc>
-          <w:tcPr>
-            <w:tcW w:type="dxa" w:w="7128"/>
-            <w:vAlign w:val="center"/>
-          </w:tcPr>
-          <w:p>
-            <w:r/>
-            <w:r>
-              <w:rPr>
-                <w:rFonts w:ascii="Calibri" w:hAnsi="Calibri"/>
-                <w:b w:val="0"/>
-                <w:sz w:val="18"/>
-              </w:rPr>
-              <w:t>None detected inside this function body.</w:t>
-            </w:r>
-          </w:p>
-        </w:tc>
-      </w:tr>
-      <w:tr>
-        <w:tc>
-          <w:tcPr>
-            <w:tcW w:type="dxa" w:w="2232"/>
-            <w:vAlign w:val="center"/>
-          </w:tcPr>
-          <w:p>
-            <w:r/>
-            <w:r>
-              <w:rPr>
-                <w:rFonts w:ascii="Calibri" w:hAnsi="Calibri"/>
-                <w:b/>
-                <w:sz w:val="18"/>
-              </w:rPr>
-              <w:t>Storage keys</w:t>
-            </w:r>
-          </w:p>
-        </w:tc>
-        <w:tc>
-          <w:tcPr>
-            <w:tcW w:type="dxa" w:w="7128"/>
-            <w:vAlign w:val="center"/>
-          </w:tcPr>
-          <w:p>
-            <w:r/>
-            <w:r>
-              <w:rPr>
-                <w:rFonts w:ascii="Calibri" w:hAnsi="Calibri"/>
-                <w:b w:val="0"/>
-                <w:sz w:val="18"/>
-              </w:rPr>
-              <w:t>No local/session storage keys detected.</w:t>
-            </w:r>
-          </w:p>
-        </w:tc>
-      </w:tr>
-      <w:tr>
-        <w:tc>
-          <w:tcPr>
-            <w:tcW w:type="dxa" w:w="2232"/>
-            <w:vAlign w:val="center"/>
-          </w:tcPr>
-          <w:p>
-            <w:r/>
-            <w:r>
-              <w:rPr>
-                <w:rFonts w:ascii="Calibri" w:hAnsi="Calibri"/>
-                <w:b/>
-                <w:sz w:val="18"/>
-              </w:rPr>
-              <w:t>Async/return clues</w:t>
-            </w:r>
-          </w:p>
-        </w:tc>
-        <w:tc>
-          <w:tcPr>
-            <w:tcW w:type="dxa" w:w="7128"/>
-            <w:vAlign w:val="center"/>
-          </w:tcPr>
-          <w:p>
-            <w:r/>
-            <w:r>
-              <w:rPr>
-                <w:rFonts w:ascii="Calibri" w:hAnsi="Calibri"/>
-                <w:b w:val="0"/>
-                <w:sz w:val="18"/>
-              </w:rPr>
-              <w:t>0 await expression(s), 1 return statement(s).</w:t>
-            </w:r>
-          </w:p>
-        </w:tc>
-      </w:tr>
-      <w:tr>
-        <w:tc>
-          <w:tcPr>
-            <w:tcW w:type="dxa" w:w="2232"/>
-            <w:vAlign w:val="center"/>
-          </w:tcPr>
-          <w:p>
-            <w:r/>
-            <w:r>
-              <w:rPr>
-                <w:rFonts w:ascii="Calibri" w:hAnsi="Calibri"/>
-                <w:b/>
-                <w:sz w:val="18"/>
-              </w:rPr>
-              <w:t>Debug approach</w:t>
-            </w:r>
-          </w:p>
-        </w:tc>
-        <w:tc>
-          <w:tcPr>
-            <w:tcW w:type="dxa" w:w="7128"/>
-            <w:vAlign w:val="center"/>
-          </w:tcPr>
-          <w:p>
-            <w:r/>
-            <w:r>
-              <w:rPr>
-                <w:rFonts w:ascii="Calibri" w:hAnsi="Calibri"/>
-                <w:b w:val="0"/>
-                <w:sz w:val="18"/>
-              </w:rPr>
-              <w:t>Trigger the user action that reaches this function, inspect inputs/state before the function, then inspect the returned value, DOM update, file write, process output, or API response after it runs.</w:t>
-            </w:r>
-          </w:p>
-        </w:tc>
-      </w:tr>
-    </w:tbl>
     <w:p>
       <w:r>
-        <w:t>Source excerpt:</w:t>
+        <w:t>normalize validates or normalizes input so later code receives safe predictable values. In this file, it appears around lines 134-136 and is part of the repository root. usually an entry file, app config, public website file, package manifest, or top-level documentation.</w:t>
+      </w:r>
+    </w:p>
+    <w:p>
+      <w:r>
+        <w:t>This function is needed so electronics-search.js can keep that responsibility in one named place instead of scattering it through unrelated event handlers or route code.</w:t>
+      </w:r>
+    </w:p>
+    <w:p>
+      <w:r>
+        <w:t>It calls or references toLowerCase. Endpoint references found inside it are no direct /api endpoint strings detected. Browser storage keys found inside it are no local/session storage keys detected.</w:t>
+      </w:r>
+    </w:p>
+    <w:p>
+      <w:r>
+        <w:t>It has 1 return statement(s). The most important visible returns are: line 135: return String(value || "").toLowerCase();.</w:t>
+      </w:r>
+    </w:p>
+    <w:p>
+      <w:r>
+        <w:t>No major local variable declarations were detected in the extracted function body.</w:t>
+      </w:r>
+    </w:p>
+    <w:p>
+      <w:r>
+        <w:t>Relevant source excerpt:</w:t>
       </w:r>
     </w:p>
     <w:p>
@@ -1859,386 +1510,37 @@
         <w:pStyle w:val="Heading3"/>
       </w:pPr>
       <w:r>
-        <w:t>projectSpecificKeywords - lines 138-158</w:t>
+        <w:t>projectSpecificKeywords (electronics-search.js, lines 138-158)</w:t>
       </w:r>
     </w:p>
-    <w:tbl>
-      <w:tblPr>
-        <w:tblW w:type="auto" w:w="0"/>
-        <w:jc w:val="center"/>
-        <w:tblLayout w:type="fixed"/>
-        <w:tblLook w:firstColumn="1" w:firstRow="1" w:lastColumn="0" w:lastRow="0" w:noHBand="0" w:noVBand="1" w:val="04A0"/>
-      </w:tblPr>
-      <w:tblGrid>
-        <w:gridCol w:w="2232"/>
-        <w:gridCol w:w="7128"/>
-      </w:tblGrid>
-      <w:tr>
-        <w:tc>
-          <w:tcPr>
-            <w:tcW w:type="dxa" w:w="5184"/>
-            <w:vAlign w:val="center"/>
-            <w:shd w:fill="E8EEF5"/>
-          </w:tcPr>
-          <w:p>
-            <w:r/>
-            <w:r>
-              <w:rPr>
-                <w:rFonts w:ascii="Calibri" w:hAnsi="Calibri"/>
-                <w:b/>
-                <w:sz w:val="18"/>
-              </w:rPr>
-              <w:t>Item</w:t>
-            </w:r>
-          </w:p>
-        </w:tc>
-        <w:tc>
-          <w:tcPr>
-            <w:tcW w:type="dxa" w:w="5184"/>
-            <w:vAlign w:val="center"/>
-            <w:shd w:fill="E8EEF5"/>
-          </w:tcPr>
-          <w:p>
-            <w:r/>
-            <w:r>
-              <w:rPr>
-                <w:rFonts w:ascii="Calibri" w:hAnsi="Calibri"/>
-                <w:b/>
-                <w:sz w:val="18"/>
-              </w:rPr>
-              <w:t>Explanation</w:t>
-            </w:r>
-          </w:p>
-        </w:tc>
-      </w:tr>
-      <w:tr>
-        <w:tc>
-          <w:tcPr>
-            <w:tcW w:type="dxa" w:w="2232"/>
-            <w:vAlign w:val="center"/>
-          </w:tcPr>
-          <w:p>
-            <w:r/>
-            <w:r>
-              <w:rPr>
-                <w:rFonts w:ascii="Calibri" w:hAnsi="Calibri"/>
-                <w:b/>
-                <w:sz w:val="18"/>
-              </w:rPr>
-              <w:t>Source location</w:t>
-            </w:r>
-          </w:p>
-        </w:tc>
-        <w:tc>
-          <w:tcPr>
-            <w:tcW w:type="dxa" w:w="7128"/>
-            <w:vAlign w:val="center"/>
-          </w:tcPr>
-          <w:p>
-            <w:r/>
-            <w:r>
-              <w:rPr>
-                <w:rFonts w:ascii="Calibri" w:hAnsi="Calibri"/>
-                <w:b w:val="0"/>
-                <w:sz w:val="18"/>
-              </w:rPr>
-              <w:t>Lines 138-158 (21 source lines).</w:t>
-            </w:r>
-          </w:p>
-        </w:tc>
-      </w:tr>
-      <w:tr>
-        <w:tc>
-          <w:tcPr>
-            <w:tcW w:type="dxa" w:w="2232"/>
-            <w:vAlign w:val="center"/>
-          </w:tcPr>
-          <w:p>
-            <w:r/>
-            <w:r>
-              <w:rPr>
-                <w:rFonts w:ascii="Calibri" w:hAnsi="Calibri"/>
-                <w:b/>
-                <w:sz w:val="18"/>
-              </w:rPr>
-              <w:t>Purpose</w:t>
-            </w:r>
-          </w:p>
-        </w:tc>
-        <w:tc>
-          <w:tcPr>
-            <w:tcW w:type="dxa" w:w="7128"/>
-            <w:vAlign w:val="center"/>
-          </w:tcPr>
-          <w:p>
-            <w:r/>
-            <w:r>
-              <w:rPr>
-                <w:rFonts w:ascii="Calibri" w:hAnsi="Calibri"/>
-                <w:b w:val="0"/>
-                <w:sz w:val="18"/>
-              </w:rPr>
-              <w:t>Named function in the repository. Inspect the surrounding lines to learn its exact inputs and outputs.</w:t>
-            </w:r>
-          </w:p>
-        </w:tc>
-      </w:tr>
-      <w:tr>
-        <w:tc>
-          <w:tcPr>
-            <w:tcW w:type="dxa" w:w="2232"/>
-            <w:vAlign w:val="center"/>
-          </w:tcPr>
-          <w:p>
-            <w:r/>
-            <w:r>
-              <w:rPr>
-                <w:rFonts w:ascii="Calibri" w:hAnsi="Calibri"/>
-                <w:b/>
-                <w:sz w:val="18"/>
-              </w:rPr>
-              <w:t>Declaration</w:t>
-            </w:r>
-          </w:p>
-        </w:tc>
-        <w:tc>
-          <w:tcPr>
-            <w:tcW w:type="dxa" w:w="7128"/>
-            <w:vAlign w:val="center"/>
-          </w:tcPr>
-          <w:p>
-            <w:r/>
-            <w:r>
-              <w:rPr>
-                <w:rFonts w:ascii="Calibri" w:hAnsi="Calibri"/>
-                <w:b w:val="0"/>
-                <w:sz w:val="18"/>
-              </w:rPr>
-              <w:t>function projectSpecificKeywords(project, categoryLabel = "") {</w:t>
-            </w:r>
-          </w:p>
-        </w:tc>
-      </w:tr>
-      <w:tr>
-        <w:tc>
-          <w:tcPr>
-            <w:tcW w:type="dxa" w:w="2232"/>
-            <w:vAlign w:val="center"/>
-          </w:tcPr>
-          <w:p>
-            <w:r/>
-            <w:r>
-              <w:rPr>
-                <w:rFonts w:ascii="Calibri" w:hAnsi="Calibri"/>
-                <w:b/>
-                <w:sz w:val="18"/>
-              </w:rPr>
-              <w:t>Touches</w:t>
-            </w:r>
-          </w:p>
-        </w:tc>
-        <w:tc>
-          <w:tcPr>
-            <w:tcW w:type="dxa" w:w="7128"/>
-            <w:vAlign w:val="center"/>
-          </w:tcPr>
-          <w:p>
-            <w:r/>
-            <w:r>
-              <w:rPr>
-                <w:rFonts w:ascii="Calibri" w:hAnsi="Calibri"/>
-                <w:b w:val="0"/>
-                <w:sz w:val="18"/>
-              </w:rPr>
-              <w:t>filesystem</w:t>
-            </w:r>
-          </w:p>
-        </w:tc>
-      </w:tr>
-      <w:tr>
-        <w:tc>
-          <w:tcPr>
-            <w:tcW w:type="dxa" w:w="2232"/>
-            <w:vAlign w:val="center"/>
-          </w:tcPr>
-          <w:p>
-            <w:r/>
-            <w:r>
-              <w:rPr>
-                <w:rFonts w:ascii="Calibri" w:hAnsi="Calibri"/>
-                <w:b/>
-                <w:sz w:val="18"/>
-              </w:rPr>
-              <w:t>Calls detected</w:t>
-            </w:r>
-          </w:p>
-        </w:tc>
-        <w:tc>
-          <w:tcPr>
-            <w:tcW w:type="dxa" w:w="7128"/>
-            <w:vAlign w:val="center"/>
-          </w:tcPr>
-          <w:p>
-            <w:r/>
-            <w:r>
-              <w:rPr>
-                <w:rFonts w:ascii="Calibri" w:hAnsi="Calibri"/>
-                <w:b w:val="0"/>
-                <w:sz w:val="18"/>
-              </w:rPr>
-              <w:t>map, join, Set, forEach, includes, toLowerCase, add, replace, trim</w:t>
-            </w:r>
-          </w:p>
-        </w:tc>
-      </w:tr>
-      <w:tr>
-        <w:tc>
-          <w:tcPr>
-            <w:tcW w:type="dxa" w:w="2232"/>
-            <w:vAlign w:val="center"/>
-          </w:tcPr>
-          <w:p>
-            <w:r/>
-            <w:r>
-              <w:rPr>
-                <w:rFonts w:ascii="Calibri" w:hAnsi="Calibri"/>
-                <w:b/>
-                <w:sz w:val="18"/>
-              </w:rPr>
-              <w:t>API endpoints</w:t>
-            </w:r>
-          </w:p>
-        </w:tc>
-        <w:tc>
-          <w:tcPr>
-            <w:tcW w:type="dxa" w:w="7128"/>
-            <w:vAlign w:val="center"/>
-          </w:tcPr>
-          <w:p>
-            <w:r/>
-            <w:r>
-              <w:rPr>
-                <w:rFonts w:ascii="Calibri" w:hAnsi="Calibri"/>
-                <w:b w:val="0"/>
-                <w:sz w:val="18"/>
-              </w:rPr>
-              <w:t>None detected inside this function body.</w:t>
-            </w:r>
-          </w:p>
-        </w:tc>
-      </w:tr>
-      <w:tr>
-        <w:tc>
-          <w:tcPr>
-            <w:tcW w:type="dxa" w:w="2232"/>
-            <w:vAlign w:val="center"/>
-          </w:tcPr>
-          <w:p>
-            <w:r/>
-            <w:r>
-              <w:rPr>
-                <w:rFonts w:ascii="Calibri" w:hAnsi="Calibri"/>
-                <w:b/>
-                <w:sz w:val="18"/>
-              </w:rPr>
-              <w:t>Storage keys</w:t>
-            </w:r>
-          </w:p>
-        </w:tc>
-        <w:tc>
-          <w:tcPr>
-            <w:tcW w:type="dxa" w:w="7128"/>
-            <w:vAlign w:val="center"/>
-          </w:tcPr>
-          <w:p>
-            <w:r/>
-            <w:r>
-              <w:rPr>
-                <w:rFonts w:ascii="Calibri" w:hAnsi="Calibri"/>
-                <w:b w:val="0"/>
-                <w:sz w:val="18"/>
-              </w:rPr>
-              <w:t>No local/session storage keys detected.</w:t>
-            </w:r>
-          </w:p>
-        </w:tc>
-      </w:tr>
-      <w:tr>
-        <w:tc>
-          <w:tcPr>
-            <w:tcW w:type="dxa" w:w="2232"/>
-            <w:vAlign w:val="center"/>
-          </w:tcPr>
-          <w:p>
-            <w:r/>
-            <w:r>
-              <w:rPr>
-                <w:rFonts w:ascii="Calibri" w:hAnsi="Calibri"/>
-                <w:b/>
-                <w:sz w:val="18"/>
-              </w:rPr>
-              <w:t>Async/return clues</w:t>
-            </w:r>
-          </w:p>
-        </w:tc>
-        <w:tc>
-          <w:tcPr>
-            <w:tcW w:type="dxa" w:w="7128"/>
-            <w:vAlign w:val="center"/>
-          </w:tcPr>
-          <w:p>
-            <w:r/>
-            <w:r>
-              <w:rPr>
-                <w:rFonts w:ascii="Calibri" w:hAnsi="Calibri"/>
-                <w:b w:val="0"/>
-                <w:sz w:val="18"/>
-              </w:rPr>
-              <w:t>0 await expression(s), 1 return statement(s).</w:t>
-            </w:r>
-          </w:p>
-        </w:tc>
-      </w:tr>
-      <w:tr>
-        <w:tc>
-          <w:tcPr>
-            <w:tcW w:type="dxa" w:w="2232"/>
-            <w:vAlign w:val="center"/>
-          </w:tcPr>
-          <w:p>
-            <w:r/>
-            <w:r>
-              <w:rPr>
-                <w:rFonts w:ascii="Calibri" w:hAnsi="Calibri"/>
-                <w:b/>
-                <w:sz w:val="18"/>
-              </w:rPr>
-              <w:t>Debug approach</w:t>
-            </w:r>
-          </w:p>
-        </w:tc>
-        <w:tc>
-          <w:tcPr>
-            <w:tcW w:type="dxa" w:w="7128"/>
-            <w:vAlign w:val="center"/>
-          </w:tcPr>
-          <w:p>
-            <w:r/>
-            <w:r>
-              <w:rPr>
-                <w:rFonts w:ascii="Calibri" w:hAnsi="Calibri"/>
-                <w:b w:val="0"/>
-                <w:sz w:val="18"/>
-              </w:rPr>
-              <w:t>Trigger the user action that reaches this function, inspect inputs/state before the function, then inspect the returned value, DOM update, file write, process output, or API response after it runs.</w:t>
-            </w:r>
-          </w:p>
-        </w:tc>
-      </w:tr>
-    </w:tbl>
     <w:p>
       <w:r>
-        <w:t>Source excerpt:</w:t>
+        <w:t>projectSpecificKeywords named function in the repository. inspect the surrounding lines to learn its exact inputs and outputs. In this file, it appears around lines 138-158 and is part of the repository root. usually an entry file, app config, public website file, package manifest, or top-level documentation.</w:t>
+      </w:r>
+    </w:p>
+    <w:p>
+      <w:r>
+        <w:t>This function is needed so electronics-search.js can keep that responsibility in one named place instead of scattering it through unrelated event handlers or route code.</w:t>
+      </w:r>
+    </w:p>
+    <w:p>
+      <w:r>
+        <w:t>It calls or references map, join, Set, forEach, includes, toLowerCase, add, replace, and trim. Endpoint references found inside it are no direct /api endpoint strings detected. Browser storage keys found inside it are no local/session storage keys detected.</w:t>
+      </w:r>
+    </w:p>
+    <w:p>
+      <w:r>
+        <w:t>It has 1 return statement(s). The most important visible returns are: line 157: return [...buckets];.</w:t>
+      </w:r>
+    </w:p>
+    <w:p>
+      <w:r>
+        <w:t>Important local values include haystack at line 139; buckets at line 149; compactTerm at line 154. These variables show what the function is assembling, checking, or handing to another layer.</w:t>
+      </w:r>
+    </w:p>
+    <w:p>
+      <w:r>
+        <w:t>Relevant source excerpt:</w:t>
       </w:r>
     </w:p>
     <w:p>
